--- a/word_reports/LP_0265_위치_125_Patti Page_Grand Prix 20.docx
+++ b/word_reports/LP_0265_위치_125_Patti Page_Grand Prix 20.docx
@@ -4,7 +4,7 @@
   <w:body>
     <w:p>
       <w:pPr>
-        <w:spacing w:after="280"/>
+        <w:spacing w:after="80"/>
       </w:pPr>
       <w:r>
         <w:rPr w:rFonts="맑은 고딕">
@@ -13,94 +13,47 @@
           <w:color w:val="1E3A8A"/>
           <w:sz w:val="30"/>
         </w:rPr>
-        <w:t>[125] Patti Page - Grand Prix 20</w:t>
+        <w:t>Patti Page (패티 페이지) - Grand Prix 20</w:t>
       </w:r>
     </w:p>
     <w:p>
       <w:pPr>
-        <w:spacing w:after="320"/>
+        <w:spacing w:after="240"/>
       </w:pPr>
       <w:r>
         <w:rPr w:rFonts="맑은 고딕">
           <w:rFonts w:ascii="맑은 고딕" w:hAnsi="맑은 고딕" w:eastAsia="맑은 고딕"/>
           <w:b/>
-          <w:sz w:val="20"/>
+          <w:color w:val="4B5563"/>
+          <w:sz w:val="22"/>
         </w:rPr>
-        <w:t>■ 위치 : 125</w:t>
-        <w:br/>
-      </w:r>
-      <w:r>
-        <w:rPr w:rFonts="맑은 고딕">
-          <w:rFonts w:ascii="맑은 고딕" w:hAnsi="맑은 고딕" w:eastAsia="맑은 고딕"/>
-          <w:b/>
-          <w:sz w:val="20"/>
-        </w:rPr>
-        <w:t>■ 아티스트 : Patti Page</w:t>
-        <w:br/>
-      </w:r>
-      <w:r>
-        <w:rPr w:rFonts="맑은 고딕">
-          <w:rFonts w:ascii="맑은 고딕" w:hAnsi="맑은 고딕" w:eastAsia="맑은 고딕"/>
-          <w:b/>
-          <w:sz w:val="20"/>
-        </w:rPr>
-        <w:t>■ 앨범명 : Grand Prix 20</w:t>
-        <w:br/>
-      </w:r>
-      <w:r>
-        <w:rPr w:rFonts="맑은 고딕">
-          <w:rFonts w:ascii="맑은 고딕" w:hAnsi="맑은 고딕" w:eastAsia="맑은 고딕"/>
-          <w:b w:val="0"/>
-          <w:sz w:val="20"/>
-        </w:rPr>
-        <w:t>■ 음반 레이블 : Mercury (Nippon Phonogram)</w:t>
-        <w:br/>
-      </w:r>
-      <w:r>
-        <w:rPr w:rFonts="맑은 고딕">
-          <w:rFonts w:ascii="맑은 고딕" w:hAnsi="맑은 고딕" w:eastAsia="맑은 고딕"/>
-          <w:b w:val="0"/>
-          <w:sz w:val="20"/>
-        </w:rPr>
-        <w:t>■ 발매년도 : 1975</w:t>
-        <w:br/>
-      </w:r>
-      <w:r>
-        <w:rPr w:rFonts="맑은 고딕">
-          <w:rFonts w:ascii="맑은 고딕" w:hAnsi="맑은 고딕" w:eastAsia="맑은 고딕"/>
-          <w:b w:val="0"/>
-          <w:sz w:val="20"/>
-        </w:rPr>
-        <w:t>■ 장르 : 전통 팝(Traditional Pop) / 스탠다드 보컬(Standard Vocal) / 컨트리 팝(Country Pop)</w:t>
-        <w:br/>
-      </w:r>
-      <w:r>
-        <w:rPr w:rFonts="맑은 고딕">
-          <w:rFonts w:ascii="맑은 고딕" w:hAnsi="맑은 고딕" w:eastAsia="맑은 고딕"/>
-          <w:b w:val="0"/>
-          <w:sz w:val="20"/>
-        </w:rPr>
-        <w:t>■ 주요 수록곡 : 1. Tennessee Waltz</w:t>
-        <w:br/>
+        <w:t>위치 :  125</w:t>
       </w:r>
     </w:p>
     <w:p>
       <w:pPr>
-        <w:spacing w:after="160"/>
+        <w:spacing w:line="324" w:lineRule="auto" w:before="80" w:after="160"/>
       </w:pPr>
       <w:r>
         <w:rPr w:rFonts="맑은 고딕">
           <w:rFonts w:ascii="맑은 고딕" w:hAnsi="맑은 고딕" w:eastAsia="맑은 고딕"/>
           <w:b/>
           <w:color w:val="1F2937"/>
-          <w:sz w:val="24"/>
+          <w:sz w:val="22"/>
         </w:rPr>
-        <w:t>■ 음반 해설 및 감상 가이드</w:t>
+        <w:t xml:space="preserve">[음반 소개] </w:t>
+      </w:r>
+      <w:r>
+        <w:rPr w:rFonts="맑은 고딕">
+          <w:rFonts w:ascii="맑은 고딕" w:hAnsi="맑은 고딕" w:eastAsia="맑은 고딕"/>
+          <w:b w:val="0"/>
+          <w:sz w:val="21"/>
+        </w:rPr>
       </w:r>
     </w:p>
     <w:p>
       <w:pPr>
-        <w:spacing w:line="312" w:lineRule="auto" w:after="120"/>
+        <w:spacing w:line="324" w:lineRule="auto" w:after="120"/>
       </w:pPr>
       <w:r>
         <w:rPr w:rFonts="맑은 고딕">
@@ -108,51 +61,516 @@
           <w:b w:val="0"/>
           <w:sz w:val="21"/>
         </w:rPr>
-        <w:t>1950년대를 풍미하며 미국 대중음악사의 황금기를 이끈 '싱잉 레이지(The Singing Rage)' 패티 페이지(Patti Page)의 정수를 담아낸 베스트 음반입니다. 본 음반 &lt;Grand Prix 20&gt;은 일본 머큐리(Mercury/Nippon Phonogram) 레이블에서 세계적인 대장르 명반들을 엄선하여 기획한 프리미엄 '그랑프리 20' 시리즈 중 하나로, 패티 페이지의 전성기 시절 명곡 20곡을 정갈하게 수록하고 있습니다. 세련된 앨범 가공과 우수한 아날로그 프레싱을 통해 그녀의 맑고 온화한 음색을 가장 깊이 있게 감상할 수 있는 명반으로 꼽힙니다.</w:t>
+        <w:t>패티 페이지의 맑고 우아한 벨벳 보이스는 지난 세기 전 세계 음악 애호가들의 마음을 가장 따스하게 어루만져 준 순수와 낭만의 결정체입니다. 본 앨범 [Grand Prix 20]은 1950년대 스탠더드 팝의 황금기를 주도하며 시대를 초월한 서정미를 남긴 그녀의 찬란한 음악 여정 중 가장 빛나는 스무 곡의 명편을 엄선하여 엮어낸 음반입니다. 턴테이블의 바늘이 미끄러지듯 홈을 탈 때 피어오르는 그녀의 단아하고 기품 있는 음성은 회색빛 일상을 일순간 아늑한 노스탤지어의 풍경으로 바꾸어 놓습니다. 반세기가 지난 오늘날에도 여전히 세련된 품격과 깊은 정서적 울림을 건네며 아날로그 황금시대의 위대한 유산으로 오롯이 살아 숨 쉬고 있습니다.</w:t>
       </w:r>
     </w:p>
     <w:p>
       <w:pPr>
-        <w:spacing w:line="312" w:lineRule="auto" w:after="120"/>
+        <w:spacing w:line="324" w:lineRule="auto" w:before="200" w:after="80"/>
       </w:pPr>
+      <w:r>
+        <w:rPr w:rFonts="맑은 고딕">
+          <w:rFonts w:ascii="맑은 고딕" w:hAnsi="맑은 고딕" w:eastAsia="맑은 고딕"/>
+          <w:b/>
+          <w:color w:val="1E3A8A"/>
+          <w:sz w:val="24"/>
+        </w:rPr>
+        <w:t>1. 음반 데이터</w:t>
+      </w:r>
+    </w:p>
+    <w:p>
+      <w:pPr>
+        <w:spacing w:line="324" w:lineRule="auto" w:after="80"/>
+      </w:pPr>
+      <w:r>
+        <w:rPr w:rFonts="맑은 고딕">
+          <w:rFonts w:ascii="맑은 고딕" w:hAnsi="맑은 고딕" w:eastAsia="맑은 고딕"/>
+          <w:b w:val="0"/>
+          <w:color w:val="6B7280"/>
+          <w:sz w:val="21"/>
+        </w:rPr>
+        <w:t xml:space="preserve">· </w:t>
+      </w:r>
+      <w:r>
+        <w:rPr w:rFonts="맑은 고딕">
+          <w:rFonts w:ascii="맑은 고딕" w:hAnsi="맑은 고딕" w:eastAsia="맑은 고딕"/>
+          <w:b/>
+          <w:color w:val="1F2937"/>
+          <w:sz w:val="21"/>
+        </w:rPr>
+        <w:t xml:space="preserve">앨범명: </w:t>
+      </w:r>
       <w:r>
         <w:rPr w:rFonts="맑은 고딕">
           <w:rFonts w:ascii="맑은 고딕" w:hAnsi="맑은 고딕" w:eastAsia="맑은 고딕"/>
           <w:b w:val="0"/>
           <w:sz w:val="21"/>
         </w:rPr>
-        <w:t>패티 페이지의 보컬은 과장되지 않은 절제미 속에서도 품격 있는 감성을 전달하는 독보적인 매력을 지니고 있습니다. 특히 그녀는 대중음악 역사상 최초로 멀티트랙 오버더빙(Overdubbing) 기술을 활용하여 자신의 목소리로 하모니를 쌓아 올린 선구자이기도 합니다. 컨트리 음악의 아련한 서정성과 팝 음악의 세련된 편곡을 결합한 그녀의 스타일은 당대 클래식 보컬의 표준을 제시하였으며, 남녀노소 모두에게 깊은 안식과 위로를 선사했습니다.</w:t>
+        <w:t>Grand Prix 20</w:t>
       </w:r>
     </w:p>
     <w:p>
       <w:pPr>
-        <w:spacing w:line="312" w:lineRule="auto" w:after="120"/>
+        <w:spacing w:line="324" w:lineRule="auto" w:after="80"/>
       </w:pPr>
+      <w:r>
+        <w:rPr w:rFonts="맑은 고딕">
+          <w:rFonts w:ascii="맑은 고딕" w:hAnsi="맑은 고딕" w:eastAsia="맑은 고딕"/>
+          <w:b w:val="0"/>
+          <w:color w:val="6B7280"/>
+          <w:sz w:val="21"/>
+        </w:rPr>
+        <w:t xml:space="preserve">· </w:t>
+      </w:r>
+      <w:r>
+        <w:rPr w:rFonts="맑은 고딕">
+          <w:rFonts w:ascii="맑은 고딕" w:hAnsi="맑은 고딕" w:eastAsia="맑은 고딕"/>
+          <w:b/>
+          <w:color w:val="1F2937"/>
+          <w:sz w:val="21"/>
+        </w:rPr>
+        <w:t xml:space="preserve">아티스트: </w:t>
+      </w:r>
       <w:r>
         <w:rPr w:rFonts="맑은 고딕">
           <w:rFonts w:ascii="맑은 고딕" w:hAnsi="맑은 고딕" w:eastAsia="맑은 고딕"/>
           <w:b w:val="0"/>
           <w:sz w:val="21"/>
         </w:rPr>
-        <w:t>앨범의 포문을 여는 불후의 명곡 'Tennessee Waltz'는 수많은 아티스트들이 리메이크했음에도 패티 페이지의 버전이 단연 으뜸으로 평가받는 대표작으로, 쓸쓸하면서도 아름다운 왈츠 리듬 위에 그녀 특유의 유려한 보컬이 빛을 발합니다. 이어지는 'Changing Partners'는 엇갈린 사랑의 안타까움을 우아한 선율로 풀어내며, 'I Went to Your Wedding'과 낭만적인 'Mockin' Bird Hill'에 이르기까지 수록된 모든 트랙이 20세기 중반 대중음악이 가졌던 순수한 낭만을 완벽하게 재현합니다.</w:t>
+        <w:t>Patti Page (패티 페이지)</w:t>
       </w:r>
     </w:p>
     <w:p>
       <w:pPr>
-        <w:spacing w:line="312" w:lineRule="auto" w:after="120"/>
+        <w:spacing w:line="324" w:lineRule="auto" w:after="80"/>
       </w:pPr>
+      <w:r>
+        <w:rPr w:rFonts="맑은 고딕">
+          <w:rFonts w:ascii="맑은 고딕" w:hAnsi="맑은 고딕" w:eastAsia="맑은 고딕"/>
+          <w:b w:val="0"/>
+          <w:color w:val="6B7280"/>
+          <w:sz w:val="21"/>
+        </w:rPr>
+        <w:t xml:space="preserve">· </w:t>
+      </w:r>
+      <w:r>
+        <w:rPr w:rFonts="맑은 고딕">
+          <w:rFonts w:ascii="맑은 고딕" w:hAnsi="맑은 고딕" w:eastAsia="맑은 고딕"/>
+          <w:b/>
+          <w:color w:val="1F2937"/>
+          <w:sz w:val="21"/>
+        </w:rPr>
+        <w:t xml:space="preserve">발매 정보: </w:t>
+      </w:r>
       <w:r>
         <w:rPr w:rFonts="맑은 고딕">
           <w:rFonts w:ascii="맑은 고딕" w:hAnsi="맑은 고딕" w:eastAsia="맑은 고딕"/>
           <w:b w:val="0"/>
           <w:sz w:val="21"/>
         </w:rPr>
-        <w:t>이 LP는 진공관 앰프와 아날로그 터치에 최적화된 따뜻하고 풍성한 사운드 스케이프를 제공합니다. 패티 페이지의 실크처럼 부드러운 음색과 오케스트라의 정교한 반주는 LP 특유의 따스한 질감과 어우러져 음악 감상의 격조를 한층 높여줍니다. 스탠다드 팝과 클래식 보컬 LP를 소장하고자 하는 음반 애호가들에게 본 음반은 지나간 시대의 향수와 불멸의 예술성을 동시에 선사하는 가치 있는 컬렉션입니다.</w:t>
+        <w:t>머큐리(Mercury) 레코드 시절 패티 페이지가 남긴 불멸의 히트곡들을 엄선하여 1970년대 아날로그 애호가들을 위해 기획·발매된 프리미엄 베스트 선집으로, 음향적 완성도와 음악적 상징성을 두루 갖춘 명반입니다.</w:t>
+      </w:r>
+    </w:p>
+    <w:p>
+      <w:pPr>
+        <w:spacing w:line="324" w:lineRule="auto" w:after="80"/>
+      </w:pPr>
+      <w:r>
+        <w:rPr w:rFonts="맑은 고딕">
+          <w:rFonts w:ascii="맑은 고딕" w:hAnsi="맑은 고딕" w:eastAsia="맑은 고딕"/>
+          <w:b w:val="0"/>
+          <w:color w:val="6B7280"/>
+          <w:sz w:val="21"/>
+        </w:rPr>
+        <w:t xml:space="preserve">· </w:t>
+      </w:r>
+      <w:r>
+        <w:rPr w:rFonts="맑은 고딕">
+          <w:rFonts w:ascii="맑은 고딕" w:hAnsi="맑은 고딕" w:eastAsia="맑은 고딕"/>
+          <w:b/>
+          <w:color w:val="1F2937"/>
+          <w:sz w:val="21"/>
+        </w:rPr>
+        <w:t xml:space="preserve">LP 인기도(판매량): </w:t>
+      </w:r>
+      <w:r>
+        <w:rPr w:rFonts="맑은 고딕">
+          <w:rFonts w:ascii="맑은 고딕" w:hAnsi="맑은 고딕" w:eastAsia="맑은 고딕"/>
+          <w:b w:val="0"/>
+          <w:sz w:val="21"/>
+        </w:rPr>
+        <w:t>1억 장 이상의 통산 음반 판매고를 기록한 '싱잉 레이지(The Singin' Rage)'의 대표작들이 집대성된 앨범답게, 발매 당시 아날로그 오디오 파일들과 스탠더드 팝 팬들 사이에서 스테디셀러로 자리 잡으며 폭넓은 사랑을 받았습니다.</w:t>
+      </w:r>
+    </w:p>
+    <w:p>
+      <w:pPr>
+        <w:spacing w:line="324" w:lineRule="auto" w:after="80"/>
+      </w:pPr>
+      <w:r>
+        <w:rPr w:rFonts="맑은 고딕">
+          <w:rFonts w:ascii="맑은 고딕" w:hAnsi="맑은 고딕" w:eastAsia="맑은 고딕"/>
+          <w:b w:val="0"/>
+          <w:color w:val="6B7280"/>
+          <w:sz w:val="21"/>
+        </w:rPr>
+        <w:t xml:space="preserve">· </w:t>
+      </w:r>
+      <w:r>
+        <w:rPr w:rFonts="맑은 고딕">
+          <w:rFonts w:ascii="맑은 고딕" w:hAnsi="맑은 고딕" w:eastAsia="맑은 고딕"/>
+          <w:b/>
+          <w:color w:val="1F2937"/>
+          <w:sz w:val="21"/>
+        </w:rPr>
+        <w:t xml:space="preserve">각종 수상경력: </w:t>
+      </w:r>
+      <w:r>
+        <w:rPr w:rFonts="맑은 고딕">
+          <w:rFonts w:ascii="맑은 고딕" w:hAnsi="맑은 고딕" w:eastAsia="맑은 고딕"/>
+          <w:b w:val="0"/>
+          <w:sz w:val="21"/>
+        </w:rPr>
+        <w:t>그래미 평생공로상(Grammy Lifetime Achievement Award) 수상, 그래미 명예의 전당 헌액, 컨트리 뮤직 명예의 전당 헌액 등 20세기 대중음악사에 굵직한 족적을 남긴 거장의 독보적인 예술적 권위가 응축되어 있습니다.</w:t>
+      </w:r>
+    </w:p>
+    <w:p>
+      <w:pPr>
+        <w:spacing w:line="324" w:lineRule="auto" w:before="200" w:after="80"/>
+      </w:pPr>
+      <w:r>
+        <w:rPr w:rFonts="맑은 고딕">
+          <w:rFonts w:ascii="맑은 고딕" w:hAnsi="맑은 고딕" w:eastAsia="맑은 고딕"/>
+          <w:b/>
+          <w:color w:val="1E3A8A"/>
+          <w:sz w:val="24"/>
+        </w:rPr>
+        <w:t>2. 아티스트 정보</w:t>
+      </w:r>
+    </w:p>
+    <w:p>
+      <w:pPr>
+        <w:spacing w:line="324" w:lineRule="auto" w:after="80"/>
+      </w:pPr>
+      <w:r>
+        <w:rPr w:rFonts="맑은 고딕">
+          <w:rFonts w:ascii="맑은 고딕" w:hAnsi="맑은 고딕" w:eastAsia="맑은 고딕"/>
+          <w:b w:val="0"/>
+          <w:color w:val="6B7280"/>
+          <w:sz w:val="21"/>
+        </w:rPr>
+        <w:t xml:space="preserve">· </w:t>
+      </w:r>
+      <w:r>
+        <w:rPr w:rFonts="맑은 고딕">
+          <w:rFonts w:ascii="맑은 고딕" w:hAnsi="맑은 고딕" w:eastAsia="맑은 고딕"/>
+          <w:b/>
+          <w:color w:val="1F2937"/>
+          <w:sz w:val="21"/>
+        </w:rPr>
+        <w:t xml:space="preserve">국적: </w:t>
+      </w:r>
+      <w:r>
+        <w:rPr w:rFonts="맑은 고딕">
+          <w:rFonts w:ascii="맑은 고딕" w:hAnsi="맑은 고딕" w:eastAsia="맑은 고딕"/>
+          <w:b w:val="0"/>
+          <w:sz w:val="21"/>
+        </w:rPr>
+        <w:t>미국 (미국 오클라호마주 클레어모어 출생)</w:t>
+      </w:r>
+    </w:p>
+    <w:p>
+      <w:pPr>
+        <w:spacing w:line="324" w:lineRule="auto" w:after="80"/>
+      </w:pPr>
+      <w:r>
+        <w:rPr w:rFonts="맑은 고딕">
+          <w:rFonts w:ascii="맑은 고딕" w:hAnsi="맑은 고딕" w:eastAsia="맑은 고딕"/>
+          <w:b w:val="0"/>
+          <w:color w:val="6B7280"/>
+          <w:sz w:val="21"/>
+        </w:rPr>
+        <w:t xml:space="preserve">· </w:t>
+      </w:r>
+      <w:r>
+        <w:rPr w:rFonts="맑은 고딕">
+          <w:rFonts w:ascii="맑은 고딕" w:hAnsi="맑은 고딕" w:eastAsia="맑은 고딕"/>
+          <w:b/>
+          <w:color w:val="1F2937"/>
+          <w:sz w:val="21"/>
+        </w:rPr>
+        <w:t xml:space="preserve">생몰년도: </w:t>
+      </w:r>
+      <w:r>
+        <w:rPr w:rFonts="맑은 고딕">
+          <w:rFonts w:ascii="맑은 고딕" w:hAnsi="맑은 고딕" w:eastAsia="맑은 고딕"/>
+          <w:b w:val="0"/>
+          <w:sz w:val="21"/>
+        </w:rPr>
+        <w:t>1927년 11월 8일 ~ 2013년 1월 1일</w:t>
+      </w:r>
+    </w:p>
+    <w:p>
+      <w:pPr>
+        <w:spacing w:line="324" w:lineRule="auto" w:after="80"/>
+      </w:pPr>
+      <w:r>
+        <w:rPr w:rFonts="맑은 고딕">
+          <w:rFonts w:ascii="맑은 고딕" w:hAnsi="맑은 고딕" w:eastAsia="맑은 고딕"/>
+          <w:b w:val="0"/>
+          <w:color w:val="6B7280"/>
+          <w:sz w:val="21"/>
+        </w:rPr>
+        <w:t xml:space="preserve">· </w:t>
+      </w:r>
+      <w:r>
+        <w:rPr w:rFonts="맑은 고딕">
+          <w:rFonts w:ascii="맑은 고딕" w:hAnsi="맑은 고딕" w:eastAsia="맑은 고딕"/>
+          <w:b/>
+          <w:color w:val="1F2937"/>
+          <w:sz w:val="21"/>
+        </w:rPr>
+        <w:t xml:space="preserve">그룹 소속: </w:t>
+      </w:r>
+      <w:r>
+        <w:rPr w:rFonts="맑은 고딕">
+          <w:rFonts w:ascii="맑은 고딕" w:hAnsi="맑은 고딕" w:eastAsia="맑은 고딕"/>
+          <w:b w:val="0"/>
+          <w:sz w:val="21"/>
+        </w:rPr>
+        <w:t>솔로</w:t>
+      </w:r>
+    </w:p>
+    <w:p>
+      <w:pPr>
+        <w:spacing w:line="324" w:lineRule="auto" w:after="80"/>
+      </w:pPr>
+      <w:r>
+        <w:rPr w:rFonts="맑은 고딕">
+          <w:rFonts w:ascii="맑은 고딕" w:hAnsi="맑은 고딕" w:eastAsia="맑은 고딕"/>
+          <w:b w:val="0"/>
+          <w:color w:val="6B7280"/>
+          <w:sz w:val="21"/>
+        </w:rPr>
+        <w:t xml:space="preserve">· </w:t>
+      </w:r>
+      <w:r>
+        <w:rPr w:rFonts="맑은 고딕">
+          <w:rFonts w:ascii="맑은 고딕" w:hAnsi="맑은 고딕" w:eastAsia="맑은 고딕"/>
+          <w:b/>
+          <w:color w:val="1F2937"/>
+          <w:sz w:val="21"/>
+        </w:rPr>
+        <w:t xml:space="preserve">아티스트 소개: </w:t>
+      </w:r>
+      <w:r>
+        <w:rPr w:rFonts="맑은 고딕">
+          <w:rFonts w:ascii="맑은 고딕" w:hAnsi="맑은 고딕" w:eastAsia="맑은 고딕"/>
+          <w:b w:val="0"/>
+          <w:sz w:val="21"/>
+        </w:rPr>
+        <w:t>패티 페이지는 1950년대 전통 팝과 컨트리 음악의 경계를 허물며 전 세계적인 대중적 성공을 거둔 전설적인 디바입니다. 오버더빙(Overdubbing) 하모니 기법을 대중음악 역사상 최초로 시도하여 정착시킨 선구자였으며, 티 없이 맑은 발성과 지적인 우아함을 지닌 그녀의 보컬은 팝 역사상 가장 기품 있는 스탠더드 보컬의 전형으로 평가받고 있습니다.</w:t>
+      </w:r>
+    </w:p>
+    <w:p>
+      <w:pPr>
+        <w:spacing w:line="324" w:lineRule="auto" w:before="200" w:after="80"/>
+      </w:pPr>
+      <w:r>
+        <w:rPr w:rFonts="맑은 고딕">
+          <w:rFonts w:ascii="맑은 고딕" w:hAnsi="맑은 고딕" w:eastAsia="맑은 고딕"/>
+          <w:b/>
+          <w:color w:val="1E3A8A"/>
+          <w:sz w:val="24"/>
+        </w:rPr>
+        <w:t>3. 음반 상세 분석</w:t>
+      </w:r>
+    </w:p>
+    <w:p>
+      <w:pPr>
+        <w:spacing w:line="324" w:lineRule="auto" w:after="80"/>
+      </w:pPr>
+      <w:r>
+        <w:rPr w:rFonts="맑은 고딕">
+          <w:rFonts w:ascii="맑은 고딕" w:hAnsi="맑은 고딕" w:eastAsia="맑은 고딕"/>
+          <w:b w:val="0"/>
+          <w:color w:val="6B7280"/>
+          <w:sz w:val="21"/>
+        </w:rPr>
+        <w:t xml:space="preserve">· </w:t>
+      </w:r>
+      <w:r>
+        <w:rPr w:rFonts="맑은 고딕">
+          <w:rFonts w:ascii="맑은 고딕" w:hAnsi="맑은 고딕" w:eastAsia="맑은 고딕"/>
+          <w:b/>
+          <w:color w:val="1F2937"/>
+          <w:sz w:val="21"/>
+        </w:rPr>
+        <w:t xml:space="preserve">역사적 위치: </w:t>
+      </w:r>
+      <w:r>
+        <w:rPr w:rFonts="맑은 고딕">
+          <w:rFonts w:ascii="맑은 고딕" w:hAnsi="맑은 고딕" w:eastAsia="맑은 고딕"/>
+          <w:b w:val="0"/>
+          <w:sz w:val="21"/>
+        </w:rPr>
+        <w:t>본 작은 1950~60년대 미국 대중문화의 황금기를 규정했던 클래시컬 팝의 정수이자, 오케스트럴 팝 보컬의 완벽한 전형을 보여주는 앨범입니다. 로큰롤의 태동 이전 세상을 감싸 안았던 정통 팝 보컬의 품격과, 절제미 속에 깃든 드라마틱한 감정선이 한 장의 바이닐 속에 유기적으로 배열되어 음악사적 아카이브로서도 매우 높은 가치를 지닙니다.</w:t>
+      </w:r>
+    </w:p>
+    <w:p>
+      <w:pPr>
+        <w:spacing w:line="324" w:lineRule="auto" w:after="80"/>
+      </w:pPr>
+      <w:r>
+        <w:rPr w:rFonts="맑은 고딕">
+          <w:rFonts w:ascii="맑은 고딕" w:hAnsi="맑은 고딕" w:eastAsia="맑은 고딕"/>
+          <w:b w:val="0"/>
+          <w:color w:val="6B7280"/>
+          <w:sz w:val="21"/>
+        </w:rPr>
+        <w:t xml:space="preserve">· </w:t>
+      </w:r>
+      <w:r>
+        <w:rPr w:rFonts="맑은 고딕">
+          <w:rFonts w:ascii="맑은 고딕" w:hAnsi="맑은 고딕" w:eastAsia="맑은 고딕"/>
+          <w:b/>
+          <w:color w:val="1F2937"/>
+          <w:sz w:val="21"/>
+        </w:rPr>
+        <w:t xml:space="preserve">시대의 흔적(스토리텔링): </w:t>
+      </w:r>
+      <w:r>
+        <w:rPr w:rFonts="맑은 고딕">
+          <w:rFonts w:ascii="맑은 고딕" w:hAnsi="맑은 고딕" w:eastAsia="맑은 고딕"/>
+          <w:b w:val="0"/>
+          <w:sz w:val="21"/>
+        </w:rPr>
+        <w:t>전쟁의 상흔을 씻어내고 평화와 번영을 구가하던 전후 1950년대의 낭만과 온기가 고스란히 담겨 있습니다. 라디오와 전축 앞에서 꿈과 사랑을 노래하던 그 시절 청춘들의 순수한 설렘이 밴 선율들은, 오랜 세월이 흐른 지금까지도 바래지 않는 포근한 시대적 향수와 정서적 안식을 선사합니다.</w:t>
+      </w:r>
+    </w:p>
+    <w:p>
+      <w:pPr>
+        <w:spacing w:line="324" w:lineRule="auto" w:before="200" w:after="80"/>
+      </w:pPr>
+      <w:r>
+        <w:rPr w:rFonts="맑은 고딕">
+          <w:rFonts w:ascii="맑은 고딕" w:hAnsi="맑은 고딕" w:eastAsia="맑은 고딕"/>
+          <w:b/>
+          <w:color w:val="1E3A8A"/>
+          <w:sz w:val="24"/>
+        </w:rPr>
+        <w:t>4. 주요 수록곡 및 감상 제언</w:t>
+      </w:r>
+    </w:p>
+    <w:p>
+      <w:pPr>
+        <w:spacing w:line="324" w:lineRule="auto" w:after="80"/>
+      </w:pPr>
+      <w:r>
+        <w:rPr w:rFonts="맑은 고딕">
+          <w:rFonts w:ascii="맑은 고딕" w:hAnsi="맑은 고딕" w:eastAsia="맑은 고딕"/>
+          <w:b w:val="0"/>
+          <w:color w:val="6B7280"/>
+          <w:sz w:val="21"/>
+        </w:rPr>
+        <w:t xml:space="preserve">· </w:t>
+      </w:r>
+      <w:r>
+        <w:rPr w:rFonts="맑은 고딕">
+          <w:rFonts w:ascii="맑은 고딕" w:hAnsi="맑은 고딕" w:eastAsia="맑은 고딕"/>
+          <w:b/>
+          <w:color w:val="1F2937"/>
+          <w:sz w:val="21"/>
+        </w:rPr>
+        <w:t xml:space="preserve">주요 수록곡 특징: </w:t>
+      </w:r>
+      <w:r>
+        <w:rPr w:rFonts="맑은 고딕">
+          <w:rFonts w:ascii="맑은 고딕" w:hAnsi="맑은 고딕" w:eastAsia="맑은 고딕"/>
+          <w:b w:val="0"/>
+          <w:sz w:val="21"/>
+        </w:rPr>
+        <w:t>패티 페이지를 상징하는 시대를 초월한 명곡 'Tennessee Waltz'의 애틋하고도 유려한 선율, 무도회의 낭만과 가슴 시린 이별의 서사를 담은 'Changing Partners', 그리고 티 없는 순수함을 노래한 'I Went to Your Wedding' 등 수록곡 전반에 걸쳐 유려한 현악 오케스트레이션과 그녀 특유의 온화한 비브라토가 조화를 이루며 극상의 서정성을 자아냅니다.</w:t>
+      </w:r>
+    </w:p>
+    <w:p>
+      <w:pPr>
+        <w:spacing w:line="324" w:lineRule="auto" w:after="80"/>
+      </w:pPr>
+      <w:r>
+        <w:rPr w:rFonts="맑은 고딕">
+          <w:rFonts w:ascii="맑은 고딕" w:hAnsi="맑은 고딕" w:eastAsia="맑은 고딕"/>
+          <w:b w:val="0"/>
+          <w:color w:val="6B7280"/>
+          <w:sz w:val="21"/>
+        </w:rPr>
+        <w:t xml:space="preserve">· </w:t>
+      </w:r>
+      <w:r>
+        <w:rPr w:rFonts="맑은 고딕">
+          <w:rFonts w:ascii="맑은 고딕" w:hAnsi="맑은 고딕" w:eastAsia="맑은 고딕"/>
+          <w:b/>
+          <w:color w:val="1F2937"/>
+          <w:sz w:val="21"/>
+        </w:rPr>
+        <w:t xml:space="preserve">빈티지 감상 제언: </w:t>
+      </w:r>
+      <w:r>
+        <w:rPr w:rFonts="맑은 고딕">
+          <w:rFonts w:ascii="맑은 고딕" w:hAnsi="맑은 고딕" w:eastAsia="맑은 고딕"/>
+          <w:b w:val="0"/>
+          <w:sz w:val="21"/>
+        </w:rPr>
+        <w:t>진공관 앰프의 부드러운 배음과 어우러질 때 이 음반의 가치는 극대화됩니다. 턴테이블의 카트리지를 타고 흐르는 미세한 소리골의 떨림은 패티 페이지의 절제된 숨결과 따뜻한 중저음을 입체적으로 되살려내며, 마치 눈앞에서 잘 조율된 살롱 오케스트라와 보컬이 생생하게 호흡하는 듯한 아날로그 특유의 밀도 높은 공간감을 선사합니다.</w:t>
+      </w:r>
+    </w:p>
+    <w:p>
+      <w:pPr>
+        <w:spacing w:line="324" w:lineRule="auto" w:after="80"/>
+      </w:pPr>
+      <w:r>
+        <w:rPr w:rFonts="맑은 고딕">
+          <w:rFonts w:ascii="맑은 고딕" w:hAnsi="맑은 고딕" w:eastAsia="맑은 고딕"/>
+          <w:b w:val="0"/>
+          <w:color w:val="6B7280"/>
+          <w:sz w:val="21"/>
+        </w:rPr>
+        <w:t xml:space="preserve">· </w:t>
+      </w:r>
+      <w:r>
+        <w:rPr w:rFonts="맑은 고딕">
+          <w:rFonts w:ascii="맑은 고딕" w:hAnsi="맑은 고딕" w:eastAsia="맑은 고딕"/>
+          <w:b/>
+          <w:color w:val="1F2937"/>
+          <w:sz w:val="21"/>
+        </w:rPr>
+        <w:t xml:space="preserve">소장 가치: </w:t>
+      </w:r>
+      <w:r>
+        <w:rPr w:rFonts="맑은 고딕">
+          <w:rFonts w:ascii="맑은 고딕" w:hAnsi="맑은 고딕" w:eastAsia="맑은 고딕"/>
+          <w:b w:val="0"/>
+          <w:sz w:val="21"/>
+        </w:rPr>
+        <w:t>스탠더드 팝의 황금기를 대표하는 불멸의 명곡들이 한 장의 바이닐에 오롯이 담겨 있어, 컬렉터에게는 20세기 보컬 팝의 정수를 한눈에 조망할 수 있는 훌륭한 라이브러리이자 아날로그적 온기를 언제든 꺼내어 누릴 수 있는 고결한 수집품입니다.</w:t>
+      </w:r>
+    </w:p>
+    <w:p>
+      <w:pPr>
+        <w:spacing w:line="324" w:lineRule="auto" w:after="120" w:before="160"/>
+      </w:pPr>
+      <w:r>
+        <w:rPr w:rFonts="맑은 고딕">
+          <w:rFonts w:ascii="맑은 고딕" w:hAnsi="맑은 고딕" w:eastAsia="맑은 고딕"/>
+          <w:b/>
+          <w:color w:val="4338CA"/>
+          <w:sz w:val="21"/>
+        </w:rPr>
+        <w:t>이 음반을 통해 아날로그 바늘 끝에서 피어나는 패티 페이지의 따스한 음성이 전해주는 감동을 다시 한번 경험해 보시는 것은 어떨까요?</w:t>
       </w:r>
     </w:p>
     <w:sectPr>
       <w:pgSz w:w="12240" w:h="15840"/>
-      <w:pgMar w:top="1440" w:right="1440" w:bottom="1440" w:left="1440" w:header="720" w:footer="720" w:gutter="0"/>
+      <w:pgMar w:top="1152" w:right="1296" w:bottom="1152" w:left="1296" w:header="720" w:footer="720" w:gutter="0"/>
       <w:cols w:space="720"/>
       <w:docGrid w:linePitch="360"/>
     </w:sectPr>

--- a/word_reports/LP_0265_위치_125_Patti Page_Grand Prix 20.docx
+++ b/word_reports/LP_0265_위치_125_Patti Page_Grand Prix 20.docx
@@ -32,7 +32,7 @@
     </w:p>
     <w:p>
       <w:pPr>
-        <w:spacing w:line="324" w:lineRule="auto" w:before="80" w:after="160"/>
+        <w:spacing w:line="324" w:lineRule="auto" w:before="80" w:after="120"/>
       </w:pPr>
       <w:r>
         <w:rPr w:rFonts="맑은 고딕">
@@ -42,13 +42,6 @@
           <w:sz w:val="22"/>
         </w:rPr>
         <w:t xml:space="preserve">[음반 소개] </w:t>
-      </w:r>
-      <w:r>
-        <w:rPr w:rFonts="맑은 고딕">
-          <w:rFonts w:ascii="맑은 고딕" w:hAnsi="맑은 고딕" w:eastAsia="맑은 고딕"/>
-          <w:b w:val="0"/>
-          <w:sz w:val="21"/>
-        </w:rPr>
       </w:r>
     </w:p>
     <w:p>
@@ -61,7 +54,33 @@
           <w:b w:val="0"/>
           <w:sz w:val="21"/>
         </w:rPr>
-        <w:t>패티 페이지의 맑고 우아한 벨벳 보이스는 지난 세기 전 세계 음악 애호가들의 마음을 가장 따스하게 어루만져 준 순수와 낭만의 결정체입니다. 본 앨범 [Grand Prix 20]은 1950년대 스탠더드 팝의 황금기를 주도하며 시대를 초월한 서정미를 남긴 그녀의 찬란한 음악 여정 중 가장 빛나는 스무 곡의 명편을 엄선하여 엮어낸 음반입니다. 턴테이블의 바늘이 미끄러지듯 홈을 탈 때 피어오르는 그녀의 단아하고 기품 있는 음성은 회색빛 일상을 일순간 아늑한 노스탤지어의 풍경으로 바꾸어 놓습니다. 반세기가 지난 오늘날에도 여전히 세련된 품격과 깊은 정서적 울림을 건네며 아날로그 황금시대의 위대한 유산으로 오롯이 살아 숨 쉬고 있습니다.</w:t>
+        <w:t>1950년대 전후(戰後)의 격동과 불안 속에서 미국을 비롯한 전 세계의 대중을 어루만져 준 것은 다름 아닌 패티 페이지(Patti Page)의 맑고 우아한 목소리였습니다. ‘노래하는 열정(The Singing Rage)’이라는 영예로운 별칭으로 불렸던 그녀는 빅밴드 시대의 웅장함을 지나 정교하고 서정적인 스탠더드 팝의 시대로 넘어가는 가교 역할을 완벽히 수행해 낸 전설적인 디바입니다. 본 앨범 [Grand Prix 20]은 패티 페이지의 찬란했던 황금기 음악 여정을 가장 순도 높게 집약해 낸 명품 셀렉션으로, 그녀가 세계 팝 음악사에 아로새긴 불멸의 선율 20곡을 엄선하여 아날로그 그루브 속에 고스란히 담아냈습니다.</w:t>
+      </w:r>
+    </w:p>
+    <w:p>
+      <w:pPr>
+        <w:spacing w:line="324" w:lineRule="auto" w:after="120"/>
+      </w:pPr>
+      <w:r>
+        <w:rPr w:rFonts="맑은 고딕">
+          <w:rFonts w:ascii="맑은 고딕" w:hAnsi="맑은 고딕" w:eastAsia="맑은 고딕"/>
+          <w:b w:val="0"/>
+          <w:sz w:val="21"/>
+        </w:rPr>
+        <w:t>이 음반은 단순한 히트곡의 나열을 넘어, 당대 음악 기술의 혁신과 고전적 기품이 조화를 이루었던 시대를 증언합니다. 패티 페이지는 대중음악사상 최초로 자신의 목소리를 겹겹이 쌓아 올리는 ‘보컬 오버더빙(Overdubbing)’ 기법을 대중화하여 풍성한 4성부 하모니를 홀로 구현해 냈으며, 이는 팝과 컨트리, 포크의 경계를 허무는 혁신적인 시도였습니다. [Grand Prix 20]에 수록된 트랙들은 현악 오케스트레이션의 유려한 흐름과 감미로운 왈츠 리듬, 그리고 티 없이 맑은 보컬이 절묘한 균형을 이루며, 듣는 이로 하여금 단숨에 20세기 중반의 고즈넉한 살롱 음악의 한가운데로 이끌어 갑니다.</w:t>
+      </w:r>
+    </w:p>
+    <w:p>
+      <w:pPr>
+        <w:spacing w:line="324" w:lineRule="auto" w:after="120"/>
+      </w:pPr>
+      <w:r>
+        <w:rPr w:rFonts="맑은 고딕">
+          <w:rFonts w:ascii="맑은 고딕" w:hAnsi="맑은 고딕" w:eastAsia="맑은 고딕"/>
+          <w:b w:val="0"/>
+          <w:sz w:val="21"/>
+        </w:rPr>
+        <w:t>패티 페이지의 예술적 지향점은 기교의 과시가 아닌, 인간 본연의 고독과 그리움, 그리고 사랑의 찰나를 가장 담담하고 품격 있게 건네는 데 있었습니다. 반세기가 훌쩍 지난 오늘날에도 그녀의 노래가 여전히 가슴 벅찬 감동을 자아내는 이유는, 시간의 풍화를 견뎌낸 멜로디 속에 깃든 진실한 서정성 때문일 것입니다. 노을빛처럼 부드럽고 따스하게 공간을 채우는 이 음반은 아날로그 LP만이 전할 수 있는 정서적 안식과 고전 팝 음악의 영원불멸한 품미를 오롯이 체현하고 있습니다.</w:t>
       </w:r>
     </w:p>
     <w:p>
@@ -129,37 +148,6 @@
           <w:color w:val="1F2937"/>
           <w:sz w:val="21"/>
         </w:rPr>
-        <w:t xml:space="preserve">아티스트: </w:t>
-      </w:r>
-      <w:r>
-        <w:rPr w:rFonts="맑은 고딕">
-          <w:rFonts w:ascii="맑은 고딕" w:hAnsi="맑은 고딕" w:eastAsia="맑은 고딕"/>
-          <w:b w:val="0"/>
-          <w:sz w:val="21"/>
-        </w:rPr>
-        <w:t>Patti Page (패티 페이지)</w:t>
-      </w:r>
-    </w:p>
-    <w:p>
-      <w:pPr>
-        <w:spacing w:line="324" w:lineRule="auto" w:after="80"/>
-      </w:pPr>
-      <w:r>
-        <w:rPr w:rFonts="맑은 고딕">
-          <w:rFonts w:ascii="맑은 고딕" w:hAnsi="맑은 고딕" w:eastAsia="맑은 고딕"/>
-          <w:b w:val="0"/>
-          <w:color w:val="6B7280"/>
-          <w:sz w:val="21"/>
-        </w:rPr>
-        <w:t xml:space="preserve">· </w:t>
-      </w:r>
-      <w:r>
-        <w:rPr w:rFonts="맑은 고딕">
-          <w:rFonts w:ascii="맑은 고딕" w:hAnsi="맑은 고딕" w:eastAsia="맑은 고딕"/>
-          <w:b/>
-          <w:color w:val="1F2937"/>
-          <w:sz w:val="21"/>
-        </w:rPr>
         <w:t xml:space="preserve">발매 정보: </w:t>
       </w:r>
       <w:r>
@@ -168,7 +156,7 @@
           <w:b w:val="0"/>
           <w:sz w:val="21"/>
         </w:rPr>
-        <w:t>머큐리(Mercury) 레코드 시절 패티 페이지가 남긴 불멸의 히트곡들을 엄선하여 1970년대 아날로그 애호가들을 위해 기획·발매된 프리미엄 베스트 선집으로, 음향적 완성도와 음악적 상징성을 두루 갖춘 명반입니다.</w:t>
+        <w:t>패티 페이지의 전성기였던 머큐리(Mercury) 및 컬럼비아(Columbia) 시절의 핵심 대표작들을 정선하여 아날로그 LP 전성기에 고급 컴필레이션 기획으로 발매된 마스터피스 앨범</w:t>
       </w:r>
     </w:p>
     <w:p>
@@ -199,7 +187,7 @@
           <w:b w:val="0"/>
           <w:sz w:val="21"/>
         </w:rPr>
-        <w:t>1억 장 이상의 통산 음반 판매고를 기록한 '싱잉 레이지(The Singin' Rage)'의 대표작들이 집대성된 앨범답게, 발매 당시 아날로그 오디오 파일들과 스탠더드 팝 팬들 사이에서 스테디셀러로 자리 잡으며 폭넓은 사랑을 받았습니다.</w:t>
+        <w:t>통산 1억 장 이상의 경이적인 음반 판매고를 기록한 패티 페이지의 골든 레퍼토리 집대성 음반으로, 발매 당시 전 세계 중장년 애호가들과 오디오파일들에게 폭발적인 사랑을 받으며 스테디셀러로 군림</w:t>
       </w:r>
     </w:p>
     <w:p>
@@ -230,7 +218,7 @@
           <w:b w:val="0"/>
           <w:sz w:val="21"/>
         </w:rPr>
-        <w:t>그래미 평생공로상(Grammy Lifetime Achievement Award) 수상, 그래미 명예의 전당 헌액, 컨트리 뮤직 명예의 전당 헌액 등 20세기 대중음악사에 굵직한 족적을 남긴 거장의 독보적인 예술적 권위가 응축되어 있습니다.</w:t>
+        <w:t>그래미 평생공로상(Grammy Lifetime Achievement Award) 수상, 그래미 명예의 전당 헌액, 빌보드 차트 1위 통산 다수 기록 등 미국 대중음악계 최고 권위의 헌사를 받은 음악적 유산 수록</w:t>
       </w:r>
     </w:p>
     <w:p>
@@ -275,7 +263,7 @@
           <w:b w:val="0"/>
           <w:sz w:val="21"/>
         </w:rPr>
-        <w:t>미국 (미국 오클라호마주 클레어모어 출생)</w:t>
+        <w:t>미국</w:t>
       </w:r>
     </w:p>
     <w:p>
@@ -368,7 +356,7 @@
           <w:b w:val="0"/>
           <w:sz w:val="21"/>
         </w:rPr>
-        <w:t>패티 페이지는 1950년대 전통 팝과 컨트리 음악의 경계를 허물며 전 세계적인 대중적 성공을 거둔 전설적인 디바입니다. 오버더빙(Overdubbing) 하모니 기법을 대중음악 역사상 최초로 시도하여 정착시킨 선구자였으며, 티 없이 맑은 발성과 지적인 우아함을 지닌 그녀의 보컬은 팝 역사상 가장 기품 있는 스탠더드 보컬의 전형으로 평가받고 있습니다.</w:t>
+        <w:t>1950년대를 풍미한 스탠더드 팝의 여왕이자, 팝과 컨트리 음악의 크로스오버를 완성한 독보적인 보컬리스트입니다. 특유의 기품 넘치는 벨벳 음색과 완벽한 딕션, 그리고 대중음악 최초의 하모니 오버더빙 기법을 선보이며 20세기 보컬 팝의 표준을 정립한 거장입니다.</w:t>
       </w:r>
     </w:p>
     <w:p>
@@ -413,7 +401,7 @@
           <w:b w:val="0"/>
           <w:sz w:val="21"/>
         </w:rPr>
-        <w:t>본 작은 1950~60년대 미국 대중문화의 황금기를 규정했던 클래시컬 팝의 정수이자, 오케스트럴 팝 보컬의 완벽한 전형을 보여주는 앨범입니다. 로큰롤의 태동 이전 세상을 감싸 안았던 정통 팝 보컬의 품격과, 절제미 속에 깃든 드라마틱한 감정선이 한 장의 바이닐 속에 유기적으로 배열되어 음악사적 아카이브로서도 매우 높은 가치를 지닙니다.</w:t>
+        <w:t>로큰롤이 태동하기 직전, 미국 전통 팝(Traditional Pop) 음악이 도달했던 가장 우아하고 완성도 높은 미학적 정점을 보여주는 앨범입니다. 빅밴드 스윙의 온기와 정통 오케스트라 편곡, 포크송의 서정미가 완벽하게 결합되어 보컬 팝 역사에서 교과서적인 가치를 지닙니다.</w:t>
       </w:r>
     </w:p>
     <w:p>
@@ -444,7 +432,7 @@
           <w:b w:val="0"/>
           <w:sz w:val="21"/>
         </w:rPr>
-        <w:t>전쟁의 상흔을 씻어내고 평화와 번영을 구가하던 전후 1950년대의 낭만과 온기가 고스란히 담겨 있습니다. 라디오와 전축 앞에서 꿈과 사랑을 노래하던 그 시절 청춘들의 순수한 설렘이 밴 선율들은, 오랜 세월이 흐른 지금까지도 바래지 않는 포근한 시대적 향수와 정서적 안식을 선사합니다.</w:t>
+        <w:t>전쟁의 상흔을 치유하던 1950년대의 평화로운 가정, 라디오 전파를 타고 흐르던 감미로운 위로, 그리고 1960~70년대 한국의 고전 음악다방 한구석에서 청춘들의 가슴을 적시던 아련하고 낭만적인 시대상이 깃들어 있습니다.</w:t>
       </w:r>
     </w:p>
     <w:p>
@@ -489,7 +477,99 @@
           <w:b w:val="0"/>
           <w:sz w:val="21"/>
         </w:rPr>
-        <w:t>패티 페이지를 상징하는 시대를 초월한 명곡 'Tennessee Waltz'의 애틋하고도 유려한 선율, 무도회의 낭만과 가슴 시린 이별의 서사를 담은 'Changing Partners', 그리고 티 없는 순수함을 노래한 'I Went to Your Wedding' 등 수록곡 전반에 걸쳐 유려한 현악 오케스트레이션과 그녀 특유의 온화한 비브라토가 조화를 이루며 극상의 서정성을 자아냅니다.</w:t>
+      </w:r>
+    </w:p>
+    <w:p>
+      <w:pPr>
+        <w:spacing w:line="324" w:lineRule="auto" w:after="80"/>
+      </w:pPr>
+      <w:r>
+        <w:rPr w:rFonts="맑은 고딕">
+          <w:rFonts w:ascii="맑은 고딕" w:hAnsi="맑은 고딕" w:eastAsia="맑은 고딕"/>
+          <w:b w:val="0"/>
+          <w:color w:val="6B7280"/>
+          <w:sz w:val="21"/>
+        </w:rPr>
+        <w:t xml:space="preserve">· </w:t>
+      </w:r>
+      <w:r>
+        <w:rPr w:rFonts="맑은 고딕">
+          <w:rFonts w:ascii="맑은 고딕" w:hAnsi="맑은 고딕" w:eastAsia="맑은 고딕"/>
+          <w:b/>
+          <w:color w:val="1F2937"/>
+          <w:sz w:val="21"/>
+        </w:rPr>
+        <w:t xml:space="preserve">"Tennessee Waltz": </w:t>
+      </w:r>
+      <w:r>
+        <w:rPr w:rFonts="맑은 고딕">
+          <w:rFonts w:ascii="맑은 고딕" w:hAnsi="맑은 고딕" w:eastAsia="맑은 고딕"/>
+          <w:b w:val="0"/>
+          <w:sz w:val="21"/>
+        </w:rPr>
+        <w:t>전 세계적인 밀리언셀러를 기록한 패티 페이지의 시그니처 트랙으로, 사랑하는 연인을 빼앗긴 슬픔을 담담하고도 우아한 왈츠 리듬 속에 승화시킨 불후의 명곡.</w:t>
+      </w:r>
+    </w:p>
+    <w:p>
+      <w:pPr>
+        <w:spacing w:line="324" w:lineRule="auto" w:after="80"/>
+      </w:pPr>
+      <w:r>
+        <w:rPr w:rFonts="맑은 고딕">
+          <w:rFonts w:ascii="맑은 고딕" w:hAnsi="맑은 고딕" w:eastAsia="맑은 고딕"/>
+          <w:b w:val="0"/>
+          <w:color w:val="6B7280"/>
+          <w:sz w:val="21"/>
+        </w:rPr>
+        <w:t xml:space="preserve">· </w:t>
+      </w:r>
+      <w:r>
+        <w:rPr w:rFonts="맑은 고딕">
+          <w:rFonts w:ascii="맑은 고딕" w:hAnsi="맑은 고딕" w:eastAsia="맑은 고딕"/>
+          <w:b/>
+          <w:color w:val="1F2937"/>
+          <w:sz w:val="21"/>
+        </w:rPr>
+        <w:t xml:space="preserve">"Changing Partners": </w:t>
+      </w:r>
+      <w:r>
+        <w:rPr w:rFonts="맑은 고딕">
+          <w:rFonts w:ascii="맑은 고딕" w:hAnsi="맑은 고딕" w:eastAsia="맑은 고딕"/>
+          <w:b w:val="0"/>
+          <w:sz w:val="21"/>
+        </w:rPr>
+        <w:t>부드러운 스트링 섹션과 절제된 감정 표현이 돋보이는 왈츠 명곡으로, 스쳐 지나가는 인연에 대한 서정적 애수가 압권.</w:t>
+      </w:r>
+    </w:p>
+    <w:p>
+      <w:pPr>
+        <w:spacing w:line="324" w:lineRule="auto" w:after="80"/>
+      </w:pPr>
+      <w:r>
+        <w:rPr w:rFonts="맑은 고딕">
+          <w:rFonts w:ascii="맑은 고딕" w:hAnsi="맑은 고딕" w:eastAsia="맑은 고딕"/>
+          <w:b w:val="0"/>
+          <w:color w:val="6B7280"/>
+          <w:sz w:val="21"/>
+        </w:rPr>
+        <w:t xml:space="preserve">· </w:t>
+      </w:r>
+      <w:r>
+        <w:rPr w:rFonts="맑은 고딕">
+          <w:rFonts w:ascii="맑은 고딕" w:hAnsi="맑은 고딕" w:eastAsia="맑은 고딕"/>
+          <w:b/>
+          <w:color w:val="1F2937"/>
+          <w:sz w:val="21"/>
+        </w:rPr>
+        <w:t xml:space="preserve">"I Went to Your Wedding", "Mockin' Bird Hill": </w:t>
+      </w:r>
+      <w:r>
+        <w:rPr w:rFonts="맑은 고딕">
+          <w:rFonts w:ascii="맑은 고딕" w:hAnsi="맑은 고딕" w:eastAsia="맑은 고딕"/>
+          <w:b w:val="0"/>
+          <w:sz w:val="21"/>
+        </w:rPr>
+        <w:t>다층 보컬 하모니의 정교함과 밝고 따스한 민요풍 선율이 조화를 이루며 패티 페이지 특유의 청아한 미성을 만끽할 수 있는 트랙.</w:t>
       </w:r>
     </w:p>
     <w:p>
@@ -520,7 +600,7 @@
           <w:b w:val="0"/>
           <w:sz w:val="21"/>
         </w:rPr>
-        <w:t>진공관 앰프의 부드러운 배음과 어우러질 때 이 음반의 가치는 극대화됩니다. 턴테이블의 카트리지를 타고 흐르는 미세한 소리골의 떨림은 패티 페이지의 절제된 숨결과 따뜻한 중저음을 입체적으로 되살려내며, 마치 눈앞에서 잘 조율된 살롱 오케스트라와 보컬이 생생하게 호흡하는 듯한 아날로그 특유의 밀도 높은 공간감을 선사합니다.</w:t>
+        <w:t>진공관 앰프와 중음역이 풍성한 빈티지 스피커(탄노이, AR 등) 매칭을 강력히 권합니다. 턴테이블의 바늘이 소리골을 스칠 때 피어오르는 특유의 미세한 지직거림은, 패티 페이지의 온기 어린 목소리와 절묘하게 어우러져 한 편의 흑백 고전 영화를 감상하는 듯한 깊은 아날로그적 질감을 선사합니다.</w:t>
       </w:r>
     </w:p>
     <w:p>
@@ -551,7 +631,7 @@
           <w:b w:val="0"/>
           <w:sz w:val="21"/>
         </w:rPr>
-        <w:t>스탠더드 팝의 황금기를 대표하는 불멸의 명곡들이 한 장의 바이닐에 오롯이 담겨 있어, 컬렉터에게는 20세기 보컬 팝의 정수를 한눈에 조망할 수 있는 훌륭한 라이브러리이자 아날로그적 온기를 언제든 꺼내어 누릴 수 있는 고결한 수집품입니다.</w:t>
+        <w:t>패티 페이지의 방대한 디스코그래피 중 정수만을 엄선하여 단 한 장의 바이닐로 소유할 수 있는 최고의 음반으로, 20세기 팝 보컬을 사랑하는 LP 컬렉터라면 컬렉션의 중심에 반드시 갖추어야 할 필청반입니다.</w:t>
       </w:r>
     </w:p>
     <w:p>
@@ -565,7 +645,7 @@
           <w:color w:val="4338CA"/>
           <w:sz w:val="21"/>
         </w:rPr>
-        <w:t>이 음반을 통해 아날로그 바늘 끝에서 피어나는 패티 페이지의 따스한 음성이 전해주는 감동을 다시 한번 경험해 보시는 것은 어떨까요?</w:t>
+        <w:t>이 음반을 통해 아날로그 턴테이블 위에서 피어나는 패티 페이지의 순수한 목소리와 고전 팝의 낭만이 전해주는 감동을 다시 한번 경험해 보시는 것은 어떨까요?</w:t>
       </w:r>
     </w:p>
     <w:sectPr>
